--- a/public/cv/CV_English.docx
+++ b/public/cv/CV_English.docx
@@ -414,10 +414,17 @@
               <w:ind/>
               <w:rPr/>
             </w:pPr>
-            <w:r>
-              <w:t xml:space="preserve">Mtsarac03@gmail.com</w:t>
-            </w:r>
             <w:r/>
+            <w:hyperlink r:id="rId13">
+              <w:r>
+                <w:rPr>
+                  <w:rFonts w:ascii="Carlito" w:hAnsi="Carlito"/>
+                  <w:color w:val="0563C1"/>
+                  <w:u w:val="single"/>
+                </w:rPr>
+                <w:t xml:space="preserve">Mtsarac03@gmail.com</w:t>
+              </w:r>
+            </w:hyperlink>
           </w:p>
           <w:p>
             <w:pPr>
@@ -427,13 +434,17 @@
               <w:ind/>
               <w:rPr/>
             </w:pPr>
-            <w:r>
-              <w:t xml:space="preserve">Github.com/</w:t>
-            </w:r>
-            <w:r>
-              <w:t xml:space="preserve">mtsarac</w:t>
-            </w:r>
             <w:r/>
+            <w:hyperlink r:id="rId14">
+              <w:r>
+                <w:rPr>
+                  <w:rFonts w:ascii="Carlito" w:hAnsi="Carlito"/>
+                  <w:color w:val="0563C1"/>
+                  <w:u w:val="single"/>
+                </w:rPr>
+                <w:t xml:space="preserve">Github.com/mtsarac</w:t>
+              </w:r>
+            </w:hyperlink>
           </w:p>
           <w:p>
             <w:pPr>
@@ -443,10 +454,17 @@
               <w:ind/>
               <w:rPr/>
             </w:pPr>
-            <w:r>
-              <w:t xml:space="preserve">linkedin.com/in/mtsarac/</w:t>
-            </w:r>
             <w:r/>
+            <w:hyperlink r:id="rId15">
+              <w:r>
+                <w:rPr>
+                  <w:rFonts w:ascii="Carlito" w:hAnsi="Carlito"/>
+                  <w:color w:val="0563C1"/>
+                  <w:u w:val="single"/>
+                </w:rPr>
+                <w:t xml:space="preserve">linkedin.com/in/mtsarac/</w:t>
+              </w:r>
+            </w:hyperlink>
           </w:p>
           <w:p>
             <w:pPr>
@@ -493,9 +511,17 @@
             <w:pPr>
               <w:pStyle w:val="767"/>
             </w:pPr>
-            <w:r>
-              <w:t>msarac.me</w:t>
-            </w:r>
+            <w:r/>
+            <w:hyperlink r:id="rId16">
+              <w:r>
+                <w:rPr>
+                  <w:rFonts w:ascii="Carlito" w:hAnsi="Carlito"/>
+                  <w:color w:val="0563C1"/>
+                  <w:u w:val="single"/>
+                </w:rPr>
+                <w:t xml:space="preserve">msarac.me</w:t>
+              </w:r>
+            </w:hyperlink>
           </w:p>
           <w:p>
             <w:pPr>
@@ -1415,13 +1441,59 @@
               <w:rPr/>
             </w:pPr>
             <w:r>
-              <w:t>ADM Elektrik Dagitim – IT Intern, Denizli (Jul – Aug 2026). PostgreSQL inventory and asset schema; React + TypeScript CRM prototype; SAP/Jira/Qlik workflows; MASSGuard AI concept.</w:t>
+              <w:rPr>
+                <w:b/>
+              </w:rPr>
+              <w:t>ADM Elektrik Dagitim – IT Intern, Denizli (Jul – Aug 2026)</w:t>
+            </w:r>
+          </w:p>
+          <w:p>
+            <w:pPr>
+              <w:pStyle w:val="767"/>
+            </w:pPr>
+            <w:r>
+              <w:t>Designed PostgreSQL schema for IT inventory, stock and asset assignment</w:t>
+            </w:r>
+          </w:p>
+          <w:p>
+            <w:pPr>
+              <w:pStyle w:val="767"/>
+            </w:pPr>
+            <w:r>
+              <w:t>Built React + TypeScript CRM prototype from business requirements</w:t>
+            </w:r>
+          </w:p>
+          <w:p>
+            <w:pPr>
+              <w:pStyle w:val="767"/>
+            </w:pPr>
+            <w:r>
+              <w:t>Joined SAP, Jira and Qlik enterprise workflows; proposed MASSGuard AI concept</w:t>
             </w:r>
           </w:p>
           <w:p>
             <w:pPr/>
             <w:r>
-              <w:t>TNC Group / Social Office – IT Intern (2026). Python CLI app, Excel dashboard, AutoCAD drawing, Blender 3D room.</w:t>
+              <w:rPr>
+                <w:b/>
+              </w:rPr>
+              <w:t>TNC Group / Social Office – IT Intern (2026)</w:t>
+            </w:r>
+          </w:p>
+          <w:p>
+            <w:pPr>
+              <w:pStyle w:val="767"/>
+            </w:pPr>
+            <w:r>
+              <w:t>Built Python CLI app with JSON storage</w:t>
+            </w:r>
+          </w:p>
+          <w:p>
+            <w:pPr>
+              <w:pStyle w:val="767"/>
+            </w:pPr>
+            <w:r>
+              <w:t>Delivered Excel dashboard, AutoCAD drawing and Blender 3D room</w:t>
             </w:r>
           </w:p>
           <w:p>
@@ -1435,7 +1507,7 @@
           <w:p>
             <w:pPr/>
             <w:r>
-              <w:t>Adrenal Anomaly Detection System – Thesis project. NestJS + PostgreSQL + JWT backend and React Native MRI/AI app for clinical decision support. Private, details on request.</w:t>
+              <w:t>Adrenal Anomaly Detection System – Thesis project. NestJS + PostgreSQL + JWT backend with React Native MRI/AI app. Private, details on request.</w:t>
             </w:r>
           </w:p>
         </w:tc>
@@ -32733,8 +32805,9 @@
       <w:ind/>
     </w:pPr>
     <w:rPr>
+      <w:rFonts w:ascii="Carlito" w:hAnsi="Carlito"/>
       <w:color w:val="000000" w:themeColor="text1"/>
-      <w:sz w:val="19"/>
+      <w:sz w:val="20"/>
     </w:rPr>
   </w:style>
   <w:style w:type="paragraph" w:styleId="735">
@@ -32751,11 +32824,13 @@
       <w:outlineLvl w:val="0"/>
     </w:pPr>
     <w:rPr>
+      <w:rFonts w:ascii="Carlito" w:hAnsi="Carlito"/>
       <w:b/>
       <w:bCs/>
       <w:caps/>
       <w:color w:val="auto"/>
       <w:spacing w:val="20"/>
+      <w:sz w:val="26"/>
       <w:szCs w:val="20"/>
     </w:rPr>
   </w:style>
@@ -32775,10 +32850,11 @@
       <w:outlineLvl w:val="1"/>
     </w:pPr>
     <w:rPr>
-      <w:rFonts w:asciiTheme="majorHAnsi" w:hAnsiTheme="majorHAnsi" w:eastAsiaTheme="majorEastAsia" w:cstheme="majorBidi"/>
+      <w:rFonts w:asciiTheme="majorHAnsi" w:hAnsiTheme="majorHAnsi" w:eastAsiaTheme="majorEastAsia" w:cstheme="majorBidi" w:ascii="Carlito" w:hAnsi="Carlito"/>
       <w:b/>
       <w:caps/>
       <w:spacing w:val="20"/>
+      <w:sz w:val="22"/>
       <w:szCs w:val="26"/>
     </w:rPr>
   </w:style>
@@ -32798,7 +32874,8 @@
       <w:outlineLvl w:val="2"/>
     </w:pPr>
     <w:rPr>
-      <w:rFonts w:asciiTheme="majorHAnsi" w:hAnsiTheme="majorHAnsi" w:eastAsiaTheme="majorEastAsia" w:cstheme="majorBidi"/>
+      <w:rFonts w:asciiTheme="majorHAnsi" w:hAnsiTheme="majorHAnsi" w:eastAsiaTheme="majorEastAsia" w:cstheme="majorBidi" w:ascii="Carlito" w:hAnsi="Carlito"/>
+      <w:sz w:val="21"/>
     </w:rPr>
   </w:style>
   <w:style w:type="paragraph" w:styleId="738">
@@ -33397,14 +33474,14 @@
     <w:qFormat/>
     <w:pPr>
       <w:pBdr/>
-      <w:spacing w:line="1000" w:lineRule="exact"/>
+      <w:spacing w:line="1000" w:lineRule="exact" w:after="40"/>
       <w:ind/>
       <w:contextualSpacing w:val="true"/>
     </w:pPr>
     <w:rPr>
-      <w:rFonts w:asciiTheme="majorHAnsi" w:hAnsiTheme="majorHAnsi" w:eastAsiaTheme="majorEastAsia" w:cstheme="majorBidi"/>
+      <w:rFonts w:asciiTheme="majorHAnsi" w:hAnsiTheme="majorHAnsi" w:eastAsiaTheme="majorEastAsia" w:cstheme="majorBidi" w:ascii="Carlito" w:hAnsi="Carlito"/>
       <w:b/>
-      <w:sz w:val="64"/>
+      <w:sz w:val="44"/>
       <w:szCs w:val="56"/>
     </w:rPr>
   </w:style>
@@ -33456,7 +33533,7 @@
       <w:ind/>
     </w:pPr>
     <w:rPr>
-      <w:rFonts w:eastAsiaTheme="minorEastAsia"/>
+      <w:rFonts w:eastAsiaTheme="minorEastAsia" w:ascii="Carlito" w:hAnsi="Carlito"/>
       <w:b/>
       <w:caps/>
       <w:color w:val="auto"/>
@@ -33678,6 +33755,10 @@
       <w:spacing/>
       <w:ind w:left="360"/>
     </w:pPr>
+    <w:rPr>
+      <w:rFonts w:ascii="Carlito" w:hAnsi="Carlito"/>
+      <w:sz w:val="20"/>
+    </w:rPr>
   </w:style>
   <w:style w:type="paragraph" w:styleId="768" w:customStyle="1">
     <w:name w:val="Spacer"/>

--- a/public/cv/CV_English.docx
+++ b/public/cv/CV_English.docx
@@ -119,7 +119,7 @@
       </w:tblGrid>
       <w:tr>
         <w:trPr>
-          <w:trHeight w:val="3960"/>
+          <w:trHeight w:val="3000"/>
         </w:trPr>
         <w:tc>
           <w:tcPr>
@@ -266,7 +266,7 @@
               <w:rPr/>
             </w:pPr>
             <w:r>
-              <w:t>I am Muhammet Saraç, a final-year Computer Engineering student at Pamukkale University (GPA 3.32). I build backend-heavy web apps with NestJS, PostgreSQL and React, interned at ADM (enterprise IT) and TNC Group (applied IT), and studied at the University of Maribor through Erasmus.</w:t>
+              <w:t>I am Muhammet Saraç, a final-year Computer Engineering student at Pamukkale University (GPA 3.32). I build backend-heavy web apps with NestJS, PostgreSQL and React, interned at ADM (enterprise IT), FLAP Yazılım (software) and TNC Group (applied IT), and studied at the University of Maribor through Erasmus.</w:t>
             </w:r>
           </w:p>
         </w:tc>
@@ -629,7 +629,7 @@
               <w:rPr/>
             </w:pPr>
             <w:r>
-              <w:t>Frameworks &amp; Technologies: React, Next.js, React Native, NestJS, REST API, .NET Web API, MS SQL Server, PostgreSQL, Expo</w:t>
+              <w:t>Frameworks &amp; Technologies: React, Next.js, React Native, Flutter, NestJS, REST API, .NET, .NET Web API, MS SQL Server, PostgreSQL, Expo</w:t>
             </w:r>
           </w:p>
           <w:p>
@@ -698,7 +698,7 @@
       </w:tr>
       <w:tr>
         <w:trPr>
-          <w:trHeight w:val="2196"/>
+          <w:trHeight w:val="1500"/>
         </w:trPr>
         <w:tc>
           <w:tcPr>
@@ -1027,7 +1027,7 @@
       </w:tr>
       <w:tr>
         <w:trPr>
-          <w:trHeight w:val="1359"/>
+          <w:trHeight w:val="900"/>
         </w:trPr>
         <w:tc>
           <w:tcPr>
@@ -1468,7 +1468,40 @@
               <w:pStyle w:val="767"/>
             </w:pPr>
             <w:r>
-              <w:t>Joined SAP, Jira and Qlik enterprise workflows; proposed MASSGuard AI concept</w:t>
+              <w:t>Joined SAP, Jira, Qlik workflows; proposed MASSGuard AI concept</w:t>
+            </w:r>
+          </w:p>
+          <w:p>
+            <w:pPr/>
+            <w:r>
+              <w:rPr>
+                <w:b/>
+              </w:rPr>
+              <w:t>FLAP Yazılım – Software Intern, Denizli (Sep – Oct 2026)</w:t>
+            </w:r>
+          </w:p>
+          <w:p>
+            <w:pPr>
+              <w:pStyle w:val="767"/>
+            </w:pPr>
+            <w:r>
+              <w:t>SQL Server backup platform (ASP.NET Core, PostgreSQL, React)</w:t>
+            </w:r>
+          </w:p>
+          <w:p>
+            <w:pPr>
+              <w:pStyle w:val="767"/>
+            </w:pPr>
+            <w:r>
+              <w:t>Offline-first mail client (.NET 10, Flutter)</w:t>
+            </w:r>
+          </w:p>
+          <w:p>
+            <w:pPr>
+              <w:pStyle w:val="767"/>
+            </w:pPr>
+            <w:r>
+              <w:t>Small contribution to reconciliation app. References on request</w:t>
             </w:r>
           </w:p>
           <w:p>
@@ -1510,6 +1543,18 @@
               <w:t>Adrenal Anomaly Detection System – Thesis project. NestJS + PostgreSQL + JWT backend with React Native MRI/AI app. Private, details on request.</w:t>
             </w:r>
           </w:p>
+          <w:p>
+            <w:pPr/>
+            <w:r>
+              <w:t>Backup Platform – github.com/mtsarac/backup-platform</w:t>
+            </w:r>
+          </w:p>
+          <w:p>
+            <w:pPr/>
+            <w:r>
+              <w:t>Kaydetmail – github.com/mtsarac/mail-client</w:t>
+            </w:r>
+          </w:p>
         </w:tc>
       </w:tr>
     </w:tbl>
@@ -1648,7 +1693,7 @@
     <w:lvl w:ilvl="0">
       <w:isLgl w:val="false"/>
       <w:lvlJc w:val="left"/>
-      <w:lvlText w:val=""/>
+      <w:lvlText w:val="•"/>
       <w:numFmt w:val="bullet"/>
       <w:pPr>
         <w:pBdr/>
@@ -1657,7 +1702,8 @@
       </w:pPr>
       <w:pStyle w:val="767"/>
       <w:rPr>
-        <w:rFonts w:hint="default" w:ascii="Symbol" w:hAnsi="Symbol"/>
+        <w:rFonts w:hint="default" w:ascii="Carlito" w:hAnsi="Carlito"/>
+        <w:sz w:val="20"/>
       </w:rPr>
       <w:start w:val="1"/>
       <w:suff w:val="tab"/>
@@ -32801,7 +32847,7 @@
     <w:qFormat/>
     <w:pPr>
       <w:pBdr/>
-      <w:spacing/>
+      <w:spacing w:after="20"/>
       <w:ind/>
     </w:pPr>
     <w:rPr>
@@ -33752,7 +33798,7 @@
         <w:numId w:val="7"/>
       </w:numPr>
       <w:pBdr/>
-      <w:spacing/>
+      <w:spacing w:after="20" w:line="264" w:lineRule="auto"/>
       <w:ind w:left="360"/>
     </w:pPr>
     <w:rPr>

--- a/public/cv/CV_English.docx
+++ b/public/cv/CV_English.docx
@@ -822,13 +822,30 @@
           </w:p>
           <w:p>
             <w:pPr>
+              <w:pStyle w:val="767"/>
               <w:pBdr/>
               <w:spacing/>
               <w:ind/>
               <w:rPr/>
             </w:pPr>
             <w:r>
-              <w:t>Coursework includes data structures, algorithms, databases, operating systems, software engineering, web technologies, networks, machine learning, AI, graphics, and cloud computing.</w:t>
+              <w:t>Data structures, algorithms, databases, operating systems</w:t>
+            </w:r>
+          </w:p>
+          <w:p>
+            <w:pPr>
+              <w:pStyle w:val="767"/>
+            </w:pPr>
+            <w:r>
+              <w:t>Software engineering, web technologies, computer networks</w:t>
+            </w:r>
+          </w:p>
+          <w:p>
+            <w:pPr>
+              <w:pStyle w:val="767"/>
+            </w:pPr>
+            <w:r>
+              <w:t>Machine learning, AI, computer graphics, cloud computing</w:t>
             </w:r>
           </w:p>
         </w:tc>
@@ -1134,15 +1151,23 @@
           </w:p>
           <w:p>
             <w:pPr>
+              <w:pStyle w:val="767"/>
               <w:pBdr/>
               <w:spacing/>
               <w:ind/>
               <w:rPr/>
             </w:pPr>
             <w:r>
-              <w:t xml:space="preserve">Here, I completed my Erasmus studies. During my Erasmus period, I worked with C++ and Blender.</w:t>
+              <w:t>Erasmus exchange, OOP with C++</w:t>
             </w:r>
-            <w:r/>
+          </w:p>
+          <w:p>
+            <w:pPr>
+              <w:pStyle w:val="767"/>
+            </w:pPr>
+            <w:r>
+              <w:t>3D animation and graphics with Blender</w:t>
+            </w:r>
           </w:p>
         </w:tc>
       </w:tr>

--- a/public/cv/CV_English.docx
+++ b/public/cv/CV_English.docx
@@ -266,7 +266,7 @@
               <w:rPr/>
             </w:pPr>
             <w:r>
-              <w:t>I am Muhammet Saraç, a final-year Computer Engineering student at Pamukkale University (GPA 3.32). I build backend-heavy web apps with NestJS, PostgreSQL and React, interned at ADM (enterprise IT), FLAP Yazılım (software) and TNC Group (applied IT), and studied at the University of Maribor through Erasmus.</w:t>
+              <w:t>Final-year Computer Engineering student at Pamukkale University. I build backend-heavy web apps with NestJS, PostgreSQL and React. I have interned at ADM, FLAP Yazılım and TNC Group, and studied at the University of Maribor on Erasmus.</w:t>
             </w:r>
           </w:p>
         </w:tc>
